--- a/published/ai-embodied/03_intuitive_knowing/06_learning/lab-protocols/06_learning-lab.docx
+++ b/published/ai-embodied/03_intuitive_knowing/06_learning/lab-protocols/06_learning-lab.docx
@@ -4,7 +4,7 @@
   <w:body>
     <w:p>
       <w:r>
-        <w:t>Lab: Exploring Learning</w:t>
+        <w:t>Lab: How the Body Remembers</w:t>
       </w:r>
     </w:p>
     <w:p>
@@ -14,7 +14,7 @@
     </w:p>
     <w:p>
       <w:r>
-        <w:t>Design and simulate a simple agent that demonstrates the principles of Learning .</w:t>
+        <w:t>Investigate embodied learning through reflective journaling that compares practiced and novel activities, explores body memory, and observes real-time skill acquisition through the lens of pattern-feeling without numbers.</w:t>
       </w:r>
     </w:p>
     <w:p>
@@ -24,12 +24,82 @@
     </w:p>
     <w:p>
       <w:r>
-        <w:t>Basic understanding of Python or a relevant simulation tool.  Familiarity with the formal definition of Learning.   Steps</w:t>
+        <w:t>A quiet, comfortable space for 25 minutes  Willingness to engage in reflective journaling  No prior experience required   Part 1: Arriving (5 minutes)</w:t>
       </w:r>
     </w:p>
     <w:p>
       <w:r>
-        <w:t>Define the Environment : Create a simple grid world or state space relevant to Embodied.  Define the Agent : Specify the agent's generative model, focusing on Learning.  Simulation : Run the agent for 100 timesteps.  Perturbation : Introduce a specific challenge to Learning (e.g., increased noise, occlusion).  Analysis : Plot the Free Energy over time. Does the agent successfully adapt?   Discussion Requirements</w:t>
+        <w:t>Sit quietly with your journal. Take three slow breaths. Before writing anything, check in with your body. Notice any sensations, feelings, or subtle knowings that are present right now.</w:t>
+      </w:r>
+    </w:p>
+    <w:p>
+      <w:r>
+        <w:t>Perform a well-practiced action (writing your name, a familiar gesture). Notice the ease and automaticity. Now try the same action in an unfamiliar way (non-dominant hand, eyes closed). Feel the contrast.</w:t>
+      </w:r>
+    </w:p>
+    <w:p>
+      <w:r>
+        <w:t>Write your response here  (Describe the felt difference between practiced and novel action. Where does the body store its learning?)</w:t>
+      </w:r>
+    </w:p>
+    <w:p>
+      <w:r>
+        <w:t>Part 2: The Body's Library (7 minutes)</w:t>
+      </w:r>
+    </w:p>
+    <w:p>
+      <w:r>
+        <w:t>Through pattern-feeling without numbers, recall three skills your body has learned at different life stages. Let each memory live in the body, not just the mind. Feel the echo of the movement pattern.</w:t>
+      </w:r>
+    </w:p>
+    <w:p>
+      <w:r>
+        <w:t>Write your response here  (For each skill, describe where the memory lives in your body. What is it like to recall a bodily skill versus a fact?)</w:t>
+      </w:r>
+    </w:p>
+    <w:p>
+      <w:r>
+        <w:t>Part 3: Real-Time Learning (7 minutes)</w:t>
+      </w:r>
+    </w:p>
+    <w:p>
+      <w:r>
+        <w:t>Learn a simple new pattern (a rhythm, a gesture sequence, a balance position). Repeat it 10 times. Through pattern-feeling without numbers, notice the progression from effortful to more automatic.</w:t>
+      </w:r>
+    </w:p>
+    <w:p>
+      <w:r>
+        <w:t>Write your response here  (Describe the arc of learning. At what point did the pattern begin to flow? What was changing in your body?)</w:t>
+      </w:r>
+    </w:p>
+    <w:p>
+      <w:r>
+        <w:t>Part 4: Reflection (5 minutes)</w:t>
+      </w:r>
+    </w:p>
+    <w:p>
+      <w:r>
+        <w:t>Through pattern-feeling without numbers, reflect on what learning means for the body.</w:t>
+      </w:r>
+    </w:p>
+    <w:p>
+      <w:r>
+        <w:t>Write your response here  (What does the body know that words cannot capture? How does pattern-feeling without numbers reveal the nature of embodied learning?)</w:t>
+      </w:r>
+    </w:p>
+    <w:p>
+      <w:r>
+        <w:t>Reflection Table</w:t>
+      </w:r>
+    </w:p>
+    <w:p>
+      <w:r>
+        <w:t>Dimension  What I Noticed  Active Inference Connection      Initial awareness    Baseline generative model state    Embodied exploration    Prediction error through direct experience    Pattern-feeling without numbers lens    Course-specific perspective on learning    Integration    Updated understanding through bodily knowing     Discussion</w:t>
+      </w:r>
+    </w:p>
+    <w:p>
+      <w:r>
+        <w:t>Consider how pattern-feeling without numbers reveals aspects of learning that other perspectives might miss. In Active Inference, every perspective changes the precision weighting of different signals, revealing different dimensions of the same underlying process of free energy minimization.</w:t>
       </w:r>
     </w:p>
     <w:sectPr>
